--- a/generating-patient-full-course-data/assets/patient-interview-records-template.docx
+++ b/generating-patient-full-course-data/assets/patient-interview-records-template.docx
@@ -15,7 +15,7 @@
           <w:sz w:val="44"/>
           <w:szCs w:val="44"/>
         </w:rPr>
-        <w:t>腔内连发施夹器患者</w:t>
+        <w:t>患者访谈记录明细</w:t>
       </w:r>
       <w:r>
         <w:rPr>
@@ -26,7 +26,7 @@
           <w:szCs w:val="44"/>
           <w:lang w:val="en-US" w:eastAsia="zh-CN"/>
         </w:rPr>
-        <w:t>访谈</w:t>
+        <w:t/>
       </w:r>
       <w:r>
         <w:rPr>
@@ -36,7 +36,7 @@
           <w:sz w:val="44"/>
           <w:szCs w:val="44"/>
         </w:rPr>
-        <w:t>记录</w:t>
+        <w:t/>
       </w:r>
     </w:p>
     <w:p>
@@ -96,7 +96,7 @@
           <w:sz w:val="24"/>
           <w:szCs w:val="24"/>
         </w:rPr>
-        <w:t>本次调研共访谈10位微创手术术后患者，均使用了腔内连发施夹器。年龄跨度2</w:t>
+        <w:t>本次调研访谈10位发生中度不良反应的患者。年龄跨度27-68岁，性别分布为男4人、女6人，覆盖肝血管瘤、肺大疱、急性阑尾炎、肺癌、子宫腺肌症、切口疝、肺结节、肾上腺肿瘤等多种疾病类型。10位患者均来自北京市。有9位患者均完成1次AI随访和1次症状自评，有1位患者完成1次AI随访和2次症状自评。具体信息如下：</w:t>
       </w:r>
       <w:r>
         <w:rPr>
@@ -105,7 +105,7 @@
           <w:szCs w:val="24"/>
           <w:lang w:val="en-US" w:eastAsia="zh-CN"/>
         </w:rPr>
-        <w:t>7</w:t>
+        <w:t/>
       </w:r>
       <w:r>
         <w:rPr>
@@ -113,7 +113,7 @@
           <w:sz w:val="24"/>
           <w:szCs w:val="24"/>
         </w:rPr>
-        <w:t>-6</w:t>
+        <w:t/>
       </w:r>
       <w:r>
         <w:rPr>
@@ -122,7 +122,7 @@
           <w:szCs w:val="24"/>
           <w:lang w:val="en-US" w:eastAsia="zh-CN"/>
         </w:rPr>
-        <w:t>8</w:t>
+        <w:t/>
       </w:r>
       <w:r>
         <w:rPr>
@@ -130,7 +130,7 @@
           <w:sz w:val="24"/>
           <w:szCs w:val="24"/>
         </w:rPr>
-        <w:t>岁，性别分布为男</w:t>
+        <w:t/>
       </w:r>
       <w:r>
         <w:rPr>
@@ -139,7 +139,7 @@
           <w:szCs w:val="24"/>
           <w:lang w:val="en-US" w:eastAsia="zh-CN"/>
         </w:rPr>
-        <w:t>4</w:t>
+        <w:t/>
       </w:r>
       <w:r>
         <w:rPr>
@@ -147,7 +147,7 @@
           <w:sz w:val="24"/>
           <w:szCs w:val="24"/>
         </w:rPr>
-        <w:t>人、女</w:t>
+        <w:t/>
       </w:r>
       <w:r>
         <w:rPr>
@@ -156,7 +156,7 @@
           <w:szCs w:val="24"/>
           <w:lang w:val="en-US" w:eastAsia="zh-CN"/>
         </w:rPr>
-        <w:t>6</w:t>
+        <w:t/>
       </w:r>
       <w:r>
         <w:rPr>
@@ -164,7 +164,7 @@
           <w:sz w:val="24"/>
           <w:szCs w:val="24"/>
         </w:rPr>
-        <w:t>人，覆盖肝血管瘤、肺大疱、急性阑尾炎、肺癌、子宫腺肌症、切口疝、肺结节、肾上腺肿瘤等多种疾病类型。10位患者</w:t>
+        <w:t/>
       </w:r>
       <w:r>
         <w:rPr>
@@ -173,7 +173,7 @@
           <w:szCs w:val="24"/>
           <w:lang w:val="en-US" w:eastAsia="zh-CN"/>
         </w:rPr>
-        <w:t>均来自北京市</w:t>
+        <w:t/>
       </w:r>
       <w:r>
         <w:rPr>
@@ -181,7 +181,7 @@
           <w:sz w:val="24"/>
           <w:szCs w:val="24"/>
         </w:rPr>
-        <w:t>。</w:t>
+        <w:t/>
       </w:r>
       <w:r>
         <w:rPr>
@@ -190,7 +190,7 @@
           <w:szCs w:val="24"/>
           <w:lang w:val="en-US" w:eastAsia="zh-CN"/>
         </w:rPr>
-        <w:t>有9位患者均完成</w:t>
+        <w:t/>
       </w:r>
       <w:r>
         <w:rPr>
@@ -200,7 +200,7 @@
           <w:sz w:val="24"/>
           <w:szCs w:val="24"/>
         </w:rPr>
-        <w:t>1次AI随访和1次症状自评</w:t>
+        <w:t/>
       </w:r>
       <w:r>
         <w:rPr>
@@ -211,7 +211,7 @@
           <w:szCs w:val="24"/>
           <w:lang w:eastAsia="zh-CN"/>
         </w:rPr>
-        <w:t>，</w:t>
+        <w:t/>
       </w:r>
       <w:r>
         <w:rPr>
@@ -222,7 +222,7 @@
           <w:szCs w:val="24"/>
           <w:lang w:val="en-US" w:eastAsia="zh-CN"/>
         </w:rPr>
-        <w:t>有1位患者完成</w:t>
+        <w:t/>
       </w:r>
       <w:r>
         <w:rPr>
@@ -232,7 +232,7 @@
           <w:sz w:val="24"/>
           <w:szCs w:val="24"/>
         </w:rPr>
-        <w:t>1次AI随访和</w:t>
+        <w:t/>
       </w:r>
       <w:r>
         <w:rPr>
@@ -243,7 +243,7 @@
           <w:szCs w:val="24"/>
           <w:lang w:val="en-US" w:eastAsia="zh-CN"/>
         </w:rPr>
-        <w:t>2</w:t>
+        <w:t/>
       </w:r>
       <w:r>
         <w:rPr>
@@ -253,7 +253,7 @@
           <w:sz w:val="24"/>
           <w:szCs w:val="24"/>
         </w:rPr>
-        <w:t>次症状自评</w:t>
+        <w:t/>
       </w:r>
       <w:r>
         <w:rPr>
@@ -264,7 +264,7 @@
           <w:szCs w:val="24"/>
           <w:lang w:eastAsia="zh-CN"/>
         </w:rPr>
-        <w:t>。</w:t>
+        <w:t/>
       </w:r>
       <w:r>
         <w:rPr>
@@ -272,7 +272,7 @@
           <w:sz w:val="24"/>
           <w:szCs w:val="24"/>
         </w:rPr>
-        <w:t>具体信息如下：</w:t>
+        <w:t/>
       </w:r>
     </w:p>
     <w:tbl>
@@ -297,15 +297,50 @@
         </w:tblCellMar>
       </w:tblPr>
       <w:tblGrid>
-        <w:gridCol w:w="1011"/>
-        <w:gridCol w:w="1014"/>
-        <w:gridCol w:w="1260"/>
-        <w:gridCol w:w="1596"/>
-        <w:gridCol w:w="1846"/>
-        <w:gridCol w:w="1145"/>
-        <w:gridCol w:w="1145"/>
+        <w:gridCol w:w="520"/>
+        <w:gridCol w:w="953"/>
+        <w:gridCol w:w="956"/>
+        <w:gridCol w:w="1187"/>
+        <w:gridCol w:w="1504"/>
+        <w:gridCol w:w="1740"/>
+        <w:gridCol w:w="1079"/>
+        <w:gridCol w:w="1078"/>
       </w:tblGrid>
       <w:tr>
+        <w:tc>
+          <w:tcPr>
+            <w:tcW w:w="520" w:type="dxa"/>
+            <w:tcBorders>
+              <w:top w:val="single" w:color="999999" w:sz="0" w:space="0"/>
+              <w:left w:val="single" w:color="999999" w:sz="0" w:space="0"/>
+              <w:bottom w:val="single" w:color="999999" w:sz="0" w:space="0"/>
+              <w:right w:val="single" w:color="999999" w:sz="0" w:space="0"/>
+            </w:tcBorders>
+            <w:shd w:val="clear" w:color="auto" w:fill="4472C4"/>
+            <w:vAlign w:val="center"/>
+          </w:tcPr>
+          <w:p>
+            <w:pPr>
+              <w:spacing w:before="40" w:after="40" w:line="240" w:lineRule="auto"/>
+              <w:jc w:val="center"/>
+              <w:rPr>
+                <w:sz w:val="21"/>
+                <w:szCs w:val="21"/>
+              </w:rPr>
+            </w:pPr>
+            <w:r>
+              <w:rPr>
+                <w:rFonts w:ascii="宋体" w:hAnsi="宋体" w:eastAsia="宋体" w:cs="宋体"/>
+                <w:b/>
+                <w:bCs/>
+                <w:color w:val="FFFFFF"/>
+                <w:sz w:val="21"/>
+                <w:szCs w:val="21"/>
+              </w:rPr>
+              <w:t xml:space="preserve">序号</w:t>
+            </w:r>
+          </w:p>
+        </w:tc>
         <w:tblPrEx>
           <w:tblBorders>
             <w:top w:val="single" w:color="auto" w:sz="4" w:space="0"/>
@@ -328,7 +363,7 @@
         </w:trPr>
         <w:tc>
           <w:tcPr>
-            <w:tcW w:w="1011" w:type="dxa"/>
+            <w:tcW w:w="953" w:type="dxa"/>
             <w:tcBorders>
               <w:top w:val="single" w:color="999999" w:sz="0" w:space="0"/>
               <w:left w:val="single" w:color="999999" w:sz="0" w:space="0"/>
@@ -362,7 +397,7 @@
         </w:tc>
         <w:tc>
           <w:tcPr>
-            <w:tcW w:w="1014" w:type="dxa"/>
+            <w:tcW w:w="956" w:type="dxa"/>
             <w:tcBorders>
               <w:top w:val="single" w:color="999999" w:sz="0" w:space="0"/>
               <w:left w:val="single" w:color="999999" w:sz="0" w:space="0"/>
@@ -396,7 +431,7 @@
         </w:tc>
         <w:tc>
           <w:tcPr>
-            <w:tcW w:w="1260" w:type="dxa"/>
+            <w:tcW w:w="1187" w:type="dxa"/>
             <w:tcBorders>
               <w:top w:val="single" w:color="999999" w:sz="0" w:space="0"/>
               <w:left w:val="single" w:color="999999" w:sz="0" w:space="0"/>
@@ -430,7 +465,7 @@
         </w:tc>
         <w:tc>
           <w:tcPr>
-            <w:tcW w:w="1596" w:type="dxa"/>
+            <w:tcW w:w="1504" w:type="dxa"/>
             <w:tcBorders>
               <w:top w:val="single" w:color="999999" w:sz="0" w:space="0"/>
               <w:left w:val="single" w:color="999999" w:sz="0" w:space="0"/>
@@ -467,7 +502,7 @@
         </w:tc>
         <w:tc>
           <w:tcPr>
-            <w:tcW w:w="1846" w:type="dxa"/>
+            <w:tcW w:w="1740" w:type="dxa"/>
             <w:tcBorders>
               <w:top w:val="single" w:color="999999" w:sz="0" w:space="0"/>
               <w:left w:val="single" w:color="999999" w:sz="0" w:space="0"/>
@@ -501,7 +536,7 @@
         </w:tc>
         <w:tc>
           <w:tcPr>
-            <w:tcW w:w="1145" w:type="dxa"/>
+            <w:tcW w:w="1079" w:type="dxa"/>
             <w:tcBorders>
               <w:top w:val="single" w:color="999999" w:sz="0" w:space="0"/>
               <w:left w:val="single" w:color="999999" w:sz="0" w:space="0"/>
@@ -538,7 +573,7 @@
         </w:tc>
         <w:tc>
           <w:tcPr>
-            <w:tcW w:w="1145" w:type="dxa"/>
+            <w:tcW w:w="1078" w:type="dxa"/>
             <w:tcBorders>
               <w:top w:val="single" w:color="999999" w:sz="0" w:space="0"/>
               <w:left w:val="single" w:color="999999" w:sz="0" w:space="0"/>
@@ -578,6 +613,36 @@
         </w:tc>
       </w:tr>
       <w:tr>
+        <w:tc>
+          <w:tcPr>
+            <w:tcW w:w="520" w:type="dxa"/>
+            <w:tcBorders>
+              <w:top w:val="single" w:color="999999" w:sz="0" w:space="0"/>
+              <w:left w:val="single" w:color="999999" w:sz="0" w:space="0"/>
+              <w:bottom w:val="single" w:color="999999" w:sz="0" w:space="0"/>
+              <w:right w:val="single" w:color="999999" w:sz="0" w:space="0"/>
+            </w:tcBorders>
+            <w:vAlign w:val="center"/>
+          </w:tcPr>
+          <w:p>
+            <w:pPr>
+              <w:spacing w:before="40" w:after="40" w:line="240" w:lineRule="auto"/>
+              <w:jc w:val="center"/>
+              <w:rPr>
+                <w:sz w:val="21"/>
+                <w:szCs w:val="21"/>
+              </w:rPr>
+            </w:pPr>
+            <w:r>
+              <w:rPr>
+                <w:rFonts w:hint="eastAsia" w:ascii="宋体" w:hAnsi="宋体" w:eastAsia="宋体" w:cs="宋体"/>
+                <w:sz w:val="21"/>
+                <w:szCs w:val="21"/>
+              </w:rPr>
+              <w:t xml:space="preserve">1</w:t>
+            </w:r>
+          </w:p>
+        </w:tc>
         <w:tblPrEx>
           <w:tblBorders>
             <w:top w:val="single" w:color="auto" w:sz="4" w:space="0"/>
@@ -599,7 +664,7 @@
         </w:trPr>
         <w:tc>
           <w:tcPr>
-            <w:tcW w:w="1011" w:type="dxa"/>
+            <w:tcW w:w="953" w:type="dxa"/>
             <w:tcBorders>
               <w:top w:val="single" w:color="999999" w:sz="0" w:space="0"/>
               <w:left w:val="single" w:color="999999" w:sz="0" w:space="0"/>
@@ -629,7 +694,7 @@
         </w:tc>
         <w:tc>
           <w:tcPr>
-            <w:tcW w:w="1014" w:type="dxa"/>
+            <w:tcW w:w="956" w:type="dxa"/>
             <w:tcBorders>
               <w:top w:val="single" w:color="999999" w:sz="0" w:space="0"/>
               <w:left w:val="single" w:color="999999" w:sz="0" w:space="0"/>
@@ -685,7 +750,7 @@
         </w:tc>
         <w:tc>
           <w:tcPr>
-            <w:tcW w:w="1260" w:type="dxa"/>
+            <w:tcW w:w="1187" w:type="dxa"/>
             <w:tcBorders>
               <w:top w:val="single" w:color="999999" w:sz="0" w:space="0"/>
               <w:left w:val="single" w:color="999999" w:sz="0" w:space="0"/>
@@ -715,7 +780,7 @@
         </w:tc>
         <w:tc>
           <w:tcPr>
-            <w:tcW w:w="1596" w:type="dxa"/>
+            <w:tcW w:w="1504" w:type="dxa"/>
             <w:tcBorders>
               <w:top w:val="single" w:color="999999" w:sz="0" w:space="0"/>
               <w:left w:val="single" w:color="999999" w:sz="0" w:space="0"/>
@@ -756,7 +821,7 @@
         </w:tc>
         <w:tc>
           <w:tcPr>
-            <w:tcW w:w="1846" w:type="dxa"/>
+            <w:tcW w:w="1740" w:type="dxa"/>
             <w:tcBorders>
               <w:top w:val="single" w:color="999999" w:sz="0" w:space="0"/>
               <w:left w:val="single" w:color="999999" w:sz="0" w:space="0"/>
@@ -786,7 +851,7 @@
         </w:tc>
         <w:tc>
           <w:tcPr>
-            <w:tcW w:w="1145" w:type="dxa"/>
+            <w:tcW w:w="1079" w:type="dxa"/>
             <w:tcBorders>
               <w:top w:val="single" w:color="999999" w:sz="0" w:space="0"/>
               <w:left w:val="single" w:color="999999" w:sz="0" w:space="0"/>
@@ -819,7 +884,7 @@
         </w:tc>
         <w:tc>
           <w:tcPr>
-            <w:tcW w:w="1145" w:type="dxa"/>
+            <w:tcW w:w="1078" w:type="dxa"/>
             <w:tcBorders>
               <w:top w:val="single" w:color="999999" w:sz="0" w:space="0"/>
               <w:left w:val="single" w:color="999999" w:sz="0" w:space="0"/>
@@ -852,6 +917,36 @@
         </w:tc>
       </w:tr>
       <w:tr>
+        <w:tc>
+          <w:tcPr>
+            <w:tcW w:w="520" w:type="dxa"/>
+            <w:tcBorders>
+              <w:top w:val="single" w:color="999999" w:sz="0" w:space="0"/>
+              <w:left w:val="single" w:color="999999" w:sz="0" w:space="0"/>
+              <w:bottom w:val="single" w:color="999999" w:sz="0" w:space="0"/>
+              <w:right w:val="single" w:color="999999" w:sz="0" w:space="0"/>
+            </w:tcBorders>
+            <w:vAlign w:val="center"/>
+          </w:tcPr>
+          <w:p>
+            <w:pPr>
+              <w:spacing w:before="40" w:after="40" w:line="240" w:lineRule="auto"/>
+              <w:jc w:val="center"/>
+              <w:rPr>
+                <w:sz w:val="21"/>
+                <w:szCs w:val="21"/>
+              </w:rPr>
+            </w:pPr>
+            <w:r>
+              <w:rPr>
+                <w:rFonts w:hint="eastAsia" w:ascii="宋体" w:hAnsi="宋体" w:eastAsia="宋体" w:cs="宋体"/>
+                <w:sz w:val="21"/>
+                <w:szCs w:val="21"/>
+              </w:rPr>
+              <w:t xml:space="preserve">2</w:t>
+            </w:r>
+          </w:p>
+        </w:tc>
         <w:tblPrEx>
           <w:tblBorders>
             <w:top w:val="single" w:color="auto" w:sz="4" w:space="0"/>
@@ -873,7 +968,7 @@
         </w:trPr>
         <w:tc>
           <w:tcPr>
-            <w:tcW w:w="1011" w:type="dxa"/>
+            <w:tcW w:w="953" w:type="dxa"/>
             <w:tcBorders>
               <w:top w:val="single" w:color="999999" w:sz="0" w:space="0"/>
               <w:left w:val="single" w:color="999999" w:sz="0" w:space="0"/>
@@ -903,7 +998,7 @@
         </w:tc>
         <w:tc>
           <w:tcPr>
-            <w:tcW w:w="1014" w:type="dxa"/>
+            <w:tcW w:w="956" w:type="dxa"/>
             <w:tcBorders>
               <w:top w:val="single" w:color="999999" w:sz="0" w:space="0"/>
               <w:left w:val="single" w:color="999999" w:sz="0" w:space="0"/>
@@ -959,7 +1054,7 @@
         </w:tc>
         <w:tc>
           <w:tcPr>
-            <w:tcW w:w="1260" w:type="dxa"/>
+            <w:tcW w:w="1187" w:type="dxa"/>
             <w:tcBorders>
               <w:top w:val="single" w:color="999999" w:sz="0" w:space="0"/>
               <w:left w:val="single" w:color="999999" w:sz="0" w:space="0"/>
@@ -989,7 +1084,7 @@
         </w:tc>
         <w:tc>
           <w:tcPr>
-            <w:tcW w:w="1596" w:type="dxa"/>
+            <w:tcW w:w="1504" w:type="dxa"/>
             <w:tcBorders>
               <w:top w:val="single" w:color="999999" w:sz="0" w:space="0"/>
               <w:left w:val="single" w:color="999999" w:sz="0" w:space="0"/>
@@ -1028,7 +1123,7 @@
         </w:tc>
         <w:tc>
           <w:tcPr>
-            <w:tcW w:w="1846" w:type="dxa"/>
+            <w:tcW w:w="1740" w:type="dxa"/>
             <w:tcBorders>
               <w:top w:val="single" w:color="999999" w:sz="0" w:space="0"/>
               <w:left w:val="single" w:color="999999" w:sz="0" w:space="0"/>
@@ -1058,7 +1153,7 @@
         </w:tc>
         <w:tc>
           <w:tcPr>
-            <w:tcW w:w="1145" w:type="dxa"/>
+            <w:tcW w:w="1079" w:type="dxa"/>
             <w:tcBorders>
               <w:top w:val="single" w:color="999999" w:sz="0" w:space="0"/>
               <w:left w:val="single" w:color="999999" w:sz="0" w:space="0"/>
@@ -1089,7 +1184,7 @@
         </w:tc>
         <w:tc>
           <w:tcPr>
-            <w:tcW w:w="1145" w:type="dxa"/>
+            <w:tcW w:w="1078" w:type="dxa"/>
             <w:tcBorders>
               <w:top w:val="single" w:color="999999" w:sz="0" w:space="0"/>
               <w:left w:val="single" w:color="999999" w:sz="0" w:space="0"/>
@@ -1121,6 +1216,36 @@
         </w:tc>
       </w:tr>
       <w:tr>
+        <w:tc>
+          <w:tcPr>
+            <w:tcW w:w="520" w:type="dxa"/>
+            <w:tcBorders>
+              <w:top w:val="single" w:color="999999" w:sz="0" w:space="0"/>
+              <w:left w:val="single" w:color="999999" w:sz="0" w:space="0"/>
+              <w:bottom w:val="single" w:color="999999" w:sz="0" w:space="0"/>
+              <w:right w:val="single" w:color="999999" w:sz="0" w:space="0"/>
+            </w:tcBorders>
+            <w:vAlign w:val="center"/>
+          </w:tcPr>
+          <w:p>
+            <w:pPr>
+              <w:spacing w:before="40" w:after="40" w:line="240" w:lineRule="auto"/>
+              <w:jc w:val="center"/>
+              <w:rPr>
+                <w:sz w:val="21"/>
+                <w:szCs w:val="21"/>
+              </w:rPr>
+            </w:pPr>
+            <w:r>
+              <w:rPr>
+                <w:rFonts w:hint="eastAsia" w:ascii="宋体" w:hAnsi="宋体" w:eastAsia="宋体" w:cs="宋体"/>
+                <w:sz w:val="21"/>
+                <w:szCs w:val="21"/>
+              </w:rPr>
+              <w:t xml:space="preserve">3</w:t>
+            </w:r>
+          </w:p>
+        </w:tc>
         <w:tblPrEx>
           <w:tblBorders>
             <w:top w:val="single" w:color="auto" w:sz="4" w:space="0"/>
@@ -1142,7 +1267,7 @@
         </w:trPr>
         <w:tc>
           <w:tcPr>
-            <w:tcW w:w="1011" w:type="dxa"/>
+            <w:tcW w:w="953" w:type="dxa"/>
             <w:tcBorders>
               <w:top w:val="single" w:color="999999" w:sz="0" w:space="0"/>
               <w:left w:val="single" w:color="999999" w:sz="0" w:space="0"/>
@@ -1172,7 +1297,7 @@
         </w:tc>
         <w:tc>
           <w:tcPr>
-            <w:tcW w:w="1014" w:type="dxa"/>
+            <w:tcW w:w="956" w:type="dxa"/>
             <w:tcBorders>
               <w:top w:val="single" w:color="999999" w:sz="0" w:space="0"/>
               <w:left w:val="single" w:color="999999" w:sz="0" w:space="0"/>
@@ -1228,7 +1353,7 @@
         </w:tc>
         <w:tc>
           <w:tcPr>
-            <w:tcW w:w="1260" w:type="dxa"/>
+            <w:tcW w:w="1187" w:type="dxa"/>
             <w:tcBorders>
               <w:top w:val="single" w:color="999999" w:sz="0" w:space="0"/>
               <w:left w:val="single" w:color="999999" w:sz="0" w:space="0"/>
@@ -1258,7 +1383,7 @@
         </w:tc>
         <w:tc>
           <w:tcPr>
-            <w:tcW w:w="1596" w:type="dxa"/>
+            <w:tcW w:w="1504" w:type="dxa"/>
             <w:tcBorders>
               <w:top w:val="single" w:color="999999" w:sz="0" w:space="0"/>
               <w:left w:val="single" w:color="999999" w:sz="0" w:space="0"/>
@@ -1297,7 +1422,7 @@
         </w:tc>
         <w:tc>
           <w:tcPr>
-            <w:tcW w:w="1846" w:type="dxa"/>
+            <w:tcW w:w="1740" w:type="dxa"/>
             <w:tcBorders>
               <w:top w:val="single" w:color="999999" w:sz="0" w:space="0"/>
               <w:left w:val="single" w:color="999999" w:sz="0" w:space="0"/>
@@ -1327,7 +1452,7 @@
         </w:tc>
         <w:tc>
           <w:tcPr>
-            <w:tcW w:w="1145" w:type="dxa"/>
+            <w:tcW w:w="1079" w:type="dxa"/>
             <w:tcBorders>
               <w:top w:val="single" w:color="999999" w:sz="0" w:space="0"/>
               <w:left w:val="single" w:color="999999" w:sz="0" w:space="0"/>
@@ -1358,7 +1483,7 @@
         </w:tc>
         <w:tc>
           <w:tcPr>
-            <w:tcW w:w="1145" w:type="dxa"/>
+            <w:tcW w:w="1078" w:type="dxa"/>
             <w:tcBorders>
               <w:top w:val="single" w:color="999999" w:sz="0" w:space="0"/>
               <w:left w:val="single" w:color="999999" w:sz="0" w:space="0"/>
@@ -1390,6 +1515,36 @@
         </w:tc>
       </w:tr>
       <w:tr>
+        <w:tc>
+          <w:tcPr>
+            <w:tcW w:w="520" w:type="dxa"/>
+            <w:tcBorders>
+              <w:top w:val="single" w:color="999999" w:sz="0" w:space="0"/>
+              <w:left w:val="single" w:color="999999" w:sz="0" w:space="0"/>
+              <w:bottom w:val="single" w:color="999999" w:sz="0" w:space="0"/>
+              <w:right w:val="single" w:color="999999" w:sz="0" w:space="0"/>
+            </w:tcBorders>
+            <w:vAlign w:val="center"/>
+          </w:tcPr>
+          <w:p>
+            <w:pPr>
+              <w:spacing w:before="40" w:after="40" w:line="240" w:lineRule="auto"/>
+              <w:jc w:val="center"/>
+              <w:rPr>
+                <w:sz w:val="21"/>
+                <w:szCs w:val="21"/>
+              </w:rPr>
+            </w:pPr>
+            <w:r>
+              <w:rPr>
+                <w:rFonts w:hint="eastAsia" w:ascii="宋体" w:hAnsi="宋体" w:eastAsia="宋体" w:cs="宋体"/>
+                <w:sz w:val="21"/>
+                <w:szCs w:val="21"/>
+              </w:rPr>
+              <w:t xml:space="preserve">4</w:t>
+            </w:r>
+          </w:p>
+        </w:tc>
         <w:tblPrEx>
           <w:tblBorders>
             <w:top w:val="single" w:color="auto" w:sz="4" w:space="0"/>
@@ -1411,7 +1566,7 @@
         </w:trPr>
         <w:tc>
           <w:tcPr>
-            <w:tcW w:w="1011" w:type="dxa"/>
+            <w:tcW w:w="953" w:type="dxa"/>
             <w:tcBorders>
               <w:top w:val="single" w:color="999999" w:sz="0" w:space="0"/>
               <w:left w:val="single" w:color="999999" w:sz="0" w:space="0"/>
@@ -1441,7 +1596,7 @@
         </w:tc>
         <w:tc>
           <w:tcPr>
-            <w:tcW w:w="1014" w:type="dxa"/>
+            <w:tcW w:w="956" w:type="dxa"/>
             <w:tcBorders>
               <w:top w:val="single" w:color="999999" w:sz="0" w:space="0"/>
               <w:left w:val="single" w:color="999999" w:sz="0" w:space="0"/>
@@ -1488,7 +1643,7 @@
         </w:tc>
         <w:tc>
           <w:tcPr>
-            <w:tcW w:w="1260" w:type="dxa"/>
+            <w:tcW w:w="1187" w:type="dxa"/>
             <w:tcBorders>
               <w:top w:val="single" w:color="999999" w:sz="0" w:space="0"/>
               <w:left w:val="single" w:color="999999" w:sz="0" w:space="0"/>
@@ -1518,7 +1673,7 @@
         </w:tc>
         <w:tc>
           <w:tcPr>
-            <w:tcW w:w="1596" w:type="dxa"/>
+            <w:tcW w:w="1504" w:type="dxa"/>
             <w:tcBorders>
               <w:top w:val="single" w:color="999999" w:sz="0" w:space="0"/>
               <w:left w:val="single" w:color="999999" w:sz="0" w:space="0"/>
@@ -1557,7 +1712,7 @@
         </w:tc>
         <w:tc>
           <w:tcPr>
-            <w:tcW w:w="1846" w:type="dxa"/>
+            <w:tcW w:w="1740" w:type="dxa"/>
             <w:tcBorders>
               <w:top w:val="single" w:color="999999" w:sz="0" w:space="0"/>
               <w:left w:val="single" w:color="999999" w:sz="0" w:space="0"/>
@@ -1587,7 +1742,7 @@
         </w:tc>
         <w:tc>
           <w:tcPr>
-            <w:tcW w:w="1145" w:type="dxa"/>
+            <w:tcW w:w="1079" w:type="dxa"/>
             <w:tcBorders>
               <w:top w:val="single" w:color="999999" w:sz="0" w:space="0"/>
               <w:left w:val="single" w:color="999999" w:sz="0" w:space="0"/>
@@ -1618,7 +1773,7 @@
         </w:tc>
         <w:tc>
           <w:tcPr>
-            <w:tcW w:w="1145" w:type="dxa"/>
+            <w:tcW w:w="1078" w:type="dxa"/>
             <w:tcBorders>
               <w:top w:val="single" w:color="999999" w:sz="0" w:space="0"/>
               <w:left w:val="single" w:color="999999" w:sz="0" w:space="0"/>
@@ -1650,6 +1805,36 @@
         </w:tc>
       </w:tr>
       <w:tr>
+        <w:tc>
+          <w:tcPr>
+            <w:tcW w:w="520" w:type="dxa"/>
+            <w:tcBorders>
+              <w:top w:val="single" w:color="999999" w:sz="0" w:space="0"/>
+              <w:left w:val="single" w:color="999999" w:sz="0" w:space="0"/>
+              <w:bottom w:val="single" w:color="999999" w:sz="0" w:space="0"/>
+              <w:right w:val="single" w:color="999999" w:sz="0" w:space="0"/>
+            </w:tcBorders>
+            <w:vAlign w:val="center"/>
+          </w:tcPr>
+          <w:p>
+            <w:pPr>
+              <w:spacing w:before="40" w:after="40" w:line="240" w:lineRule="auto"/>
+              <w:jc w:val="center"/>
+              <w:rPr>
+                <w:sz w:val="21"/>
+                <w:szCs w:val="21"/>
+              </w:rPr>
+            </w:pPr>
+            <w:r>
+              <w:rPr>
+                <w:rFonts w:hint="eastAsia" w:ascii="宋体" w:hAnsi="宋体" w:eastAsia="宋体" w:cs="宋体"/>
+                <w:sz w:val="21"/>
+                <w:szCs w:val="21"/>
+              </w:rPr>
+              <w:t xml:space="preserve">5</w:t>
+            </w:r>
+          </w:p>
+        </w:tc>
         <w:tblPrEx>
           <w:tblBorders>
             <w:top w:val="single" w:color="auto" w:sz="4" w:space="0"/>
@@ -1671,7 +1856,7 @@
         </w:trPr>
         <w:tc>
           <w:tcPr>
-            <w:tcW w:w="1011" w:type="dxa"/>
+            <w:tcW w:w="953" w:type="dxa"/>
             <w:tcBorders>
               <w:top w:val="single" w:color="999999" w:sz="0" w:space="0"/>
               <w:left w:val="single" w:color="999999" w:sz="0" w:space="0"/>
@@ -1701,7 +1886,7 @@
         </w:tc>
         <w:tc>
           <w:tcPr>
-            <w:tcW w:w="1014" w:type="dxa"/>
+            <w:tcW w:w="956" w:type="dxa"/>
             <w:tcBorders>
               <w:top w:val="single" w:color="999999" w:sz="0" w:space="0"/>
               <w:left w:val="single" w:color="999999" w:sz="0" w:space="0"/>
@@ -1731,7 +1916,7 @@
         </w:tc>
         <w:tc>
           <w:tcPr>
-            <w:tcW w:w="1260" w:type="dxa"/>
+            <w:tcW w:w="1187" w:type="dxa"/>
             <w:tcBorders>
               <w:top w:val="single" w:color="999999" w:sz="0" w:space="0"/>
               <w:left w:val="single" w:color="999999" w:sz="0" w:space="0"/>
@@ -1761,7 +1946,7 @@
         </w:tc>
         <w:tc>
           <w:tcPr>
-            <w:tcW w:w="1596" w:type="dxa"/>
+            <w:tcW w:w="1504" w:type="dxa"/>
             <w:tcBorders>
               <w:top w:val="single" w:color="999999" w:sz="0" w:space="0"/>
               <w:left w:val="single" w:color="999999" w:sz="0" w:space="0"/>
@@ -1800,7 +1985,7 @@
         </w:tc>
         <w:tc>
           <w:tcPr>
-            <w:tcW w:w="1846" w:type="dxa"/>
+            <w:tcW w:w="1740" w:type="dxa"/>
             <w:tcBorders>
               <w:top w:val="single" w:color="999999" w:sz="0" w:space="0"/>
               <w:left w:val="single" w:color="999999" w:sz="0" w:space="0"/>
@@ -1830,7 +2015,7 @@
         </w:tc>
         <w:tc>
           <w:tcPr>
-            <w:tcW w:w="1145" w:type="dxa"/>
+            <w:tcW w:w="1079" w:type="dxa"/>
             <w:tcBorders>
               <w:top w:val="single" w:color="999999" w:sz="0" w:space="0"/>
               <w:left w:val="single" w:color="999999" w:sz="0" w:space="0"/>
@@ -1861,7 +2046,7 @@
         </w:tc>
         <w:tc>
           <w:tcPr>
-            <w:tcW w:w="1145" w:type="dxa"/>
+            <w:tcW w:w="1078" w:type="dxa"/>
             <w:tcBorders>
               <w:top w:val="single" w:color="999999" w:sz="0" w:space="0"/>
               <w:left w:val="single" w:color="999999" w:sz="0" w:space="0"/>
@@ -1893,6 +2078,36 @@
         </w:tc>
       </w:tr>
       <w:tr>
+        <w:tc>
+          <w:tcPr>
+            <w:tcW w:w="520" w:type="dxa"/>
+            <w:tcBorders>
+              <w:top w:val="single" w:color="999999" w:sz="0" w:space="0"/>
+              <w:left w:val="single" w:color="999999" w:sz="0" w:space="0"/>
+              <w:bottom w:val="single" w:color="999999" w:sz="0" w:space="0"/>
+              <w:right w:val="single" w:color="999999" w:sz="0" w:space="0"/>
+            </w:tcBorders>
+            <w:vAlign w:val="center"/>
+          </w:tcPr>
+          <w:p>
+            <w:pPr>
+              <w:spacing w:before="40" w:after="40" w:line="240" w:lineRule="auto"/>
+              <w:jc w:val="center"/>
+              <w:rPr>
+                <w:sz w:val="21"/>
+                <w:szCs w:val="21"/>
+              </w:rPr>
+            </w:pPr>
+            <w:r>
+              <w:rPr>
+                <w:rFonts w:hint="eastAsia"/>
+                <w:sz w:val="21"/>
+                <w:szCs w:val="21"/>
+              </w:rPr>
+              <w:t xml:space="preserve">6</w:t>
+            </w:r>
+          </w:p>
+        </w:tc>
         <w:tblPrEx>
           <w:tblBorders>
             <w:top w:val="single" w:color="auto" w:sz="4" w:space="0"/>
@@ -1914,7 +2129,7 @@
         </w:trPr>
         <w:tc>
           <w:tcPr>
-            <w:tcW w:w="1011" w:type="dxa"/>
+            <w:tcW w:w="953" w:type="dxa"/>
             <w:tcBorders>
               <w:top w:val="single" w:color="999999" w:sz="0" w:space="0"/>
               <w:left w:val="single" w:color="999999" w:sz="0" w:space="0"/>
@@ -1944,7 +2159,7 @@
         </w:tc>
         <w:tc>
           <w:tcPr>
-            <w:tcW w:w="1014" w:type="dxa"/>
+            <w:tcW w:w="956" w:type="dxa"/>
             <w:tcBorders>
               <w:top w:val="single" w:color="999999" w:sz="0" w:space="0"/>
               <w:left w:val="single" w:color="999999" w:sz="0" w:space="0"/>
@@ -2000,7 +2215,7 @@
         </w:tc>
         <w:tc>
           <w:tcPr>
-            <w:tcW w:w="1260" w:type="dxa"/>
+            <w:tcW w:w="1187" w:type="dxa"/>
             <w:tcBorders>
               <w:top w:val="single" w:color="999999" w:sz="0" w:space="0"/>
               <w:left w:val="single" w:color="999999" w:sz="0" w:space="0"/>
@@ -2030,7 +2245,7 @@
         </w:tc>
         <w:tc>
           <w:tcPr>
-            <w:tcW w:w="1596" w:type="dxa"/>
+            <w:tcW w:w="1504" w:type="dxa"/>
             <w:tcBorders>
               <w:top w:val="single" w:color="999999" w:sz="0" w:space="0"/>
               <w:left w:val="single" w:color="999999" w:sz="0" w:space="0"/>
@@ -2069,7 +2284,7 @@
         </w:tc>
         <w:tc>
           <w:tcPr>
-            <w:tcW w:w="1846" w:type="dxa"/>
+            <w:tcW w:w="1740" w:type="dxa"/>
             <w:tcBorders>
               <w:top w:val="single" w:color="999999" w:sz="0" w:space="0"/>
               <w:left w:val="single" w:color="999999" w:sz="0" w:space="0"/>
@@ -2099,7 +2314,7 @@
         </w:tc>
         <w:tc>
           <w:tcPr>
-            <w:tcW w:w="1145" w:type="dxa"/>
+            <w:tcW w:w="1079" w:type="dxa"/>
             <w:tcBorders>
               <w:top w:val="single" w:color="999999" w:sz="0" w:space="0"/>
               <w:left w:val="single" w:color="999999" w:sz="0" w:space="0"/>
@@ -2130,7 +2345,7 @@
         </w:tc>
         <w:tc>
           <w:tcPr>
-            <w:tcW w:w="1145" w:type="dxa"/>
+            <w:tcW w:w="1078" w:type="dxa"/>
             <w:tcBorders>
               <w:top w:val="single" w:color="999999" w:sz="0" w:space="0"/>
               <w:left w:val="single" w:color="999999" w:sz="0" w:space="0"/>
@@ -2162,6 +2377,36 @@
         </w:tc>
       </w:tr>
       <w:tr>
+        <w:tc>
+          <w:tcPr>
+            <w:tcW w:w="520" w:type="dxa"/>
+            <w:tcBorders>
+              <w:top w:val="single" w:color="999999" w:sz="0" w:space="0"/>
+              <w:left w:val="single" w:color="999999" w:sz="0" w:space="0"/>
+              <w:bottom w:val="single" w:color="999999" w:sz="0" w:space="0"/>
+              <w:right w:val="single" w:color="999999" w:sz="0" w:space="0"/>
+            </w:tcBorders>
+            <w:vAlign w:val="center"/>
+          </w:tcPr>
+          <w:p>
+            <w:pPr>
+              <w:spacing w:before="40" w:after="40" w:line="240" w:lineRule="auto"/>
+              <w:jc w:val="center"/>
+              <w:rPr>
+                <w:sz w:val="21"/>
+                <w:szCs w:val="21"/>
+              </w:rPr>
+            </w:pPr>
+            <w:r>
+              <w:rPr>
+                <w:rFonts w:hint="eastAsia" w:ascii="宋体" w:hAnsi="宋体" w:eastAsia="宋体" w:cs="宋体"/>
+                <w:sz w:val="21"/>
+                <w:szCs w:val="21"/>
+              </w:rPr>
+              <w:t xml:space="preserve">7</w:t>
+            </w:r>
+          </w:p>
+        </w:tc>
         <w:tblPrEx>
           <w:tblBorders>
             <w:top w:val="single" w:color="auto" w:sz="4" w:space="0"/>
@@ -2183,7 +2428,7 @@
         </w:trPr>
         <w:tc>
           <w:tcPr>
-            <w:tcW w:w="1011" w:type="dxa"/>
+            <w:tcW w:w="953" w:type="dxa"/>
             <w:tcBorders>
               <w:top w:val="single" w:color="999999" w:sz="0" w:space="0"/>
               <w:left w:val="single" w:color="999999" w:sz="0" w:space="0"/>
@@ -2213,7 +2458,7 @@
         </w:tc>
         <w:tc>
           <w:tcPr>
-            <w:tcW w:w="1014" w:type="dxa"/>
+            <w:tcW w:w="956" w:type="dxa"/>
             <w:tcBorders>
               <w:top w:val="single" w:color="999999" w:sz="0" w:space="0"/>
               <w:left w:val="single" w:color="999999" w:sz="0" w:space="0"/>
@@ -2269,7 +2514,7 @@
         </w:tc>
         <w:tc>
           <w:tcPr>
-            <w:tcW w:w="1260" w:type="dxa"/>
+            <w:tcW w:w="1187" w:type="dxa"/>
             <w:tcBorders>
               <w:top w:val="single" w:color="999999" w:sz="0" w:space="0"/>
               <w:left w:val="single" w:color="999999" w:sz="0" w:space="0"/>
@@ -2299,7 +2544,7 @@
         </w:tc>
         <w:tc>
           <w:tcPr>
-            <w:tcW w:w="1596" w:type="dxa"/>
+            <w:tcW w:w="1504" w:type="dxa"/>
             <w:tcBorders>
               <w:top w:val="single" w:color="999999" w:sz="0" w:space="0"/>
               <w:left w:val="single" w:color="999999" w:sz="0" w:space="0"/>
@@ -2338,7 +2583,7 @@
         </w:tc>
         <w:tc>
           <w:tcPr>
-            <w:tcW w:w="1846" w:type="dxa"/>
+            <w:tcW w:w="1740" w:type="dxa"/>
             <w:tcBorders>
               <w:top w:val="single" w:color="999999" w:sz="0" w:space="0"/>
               <w:left w:val="single" w:color="999999" w:sz="0" w:space="0"/>
@@ -2368,7 +2613,7 @@
         </w:tc>
         <w:tc>
           <w:tcPr>
-            <w:tcW w:w="1145" w:type="dxa"/>
+            <w:tcW w:w="1079" w:type="dxa"/>
             <w:tcBorders>
               <w:top w:val="single" w:color="999999" w:sz="0" w:space="0"/>
               <w:left w:val="single" w:color="999999" w:sz="0" w:space="0"/>
@@ -2399,7 +2644,7 @@
         </w:tc>
         <w:tc>
           <w:tcPr>
-            <w:tcW w:w="1145" w:type="dxa"/>
+            <w:tcW w:w="1078" w:type="dxa"/>
             <w:tcBorders>
               <w:top w:val="single" w:color="999999" w:sz="0" w:space="0"/>
               <w:left w:val="single" w:color="999999" w:sz="0" w:space="0"/>
@@ -2431,6 +2676,36 @@
         </w:tc>
       </w:tr>
       <w:tr>
+        <w:tc>
+          <w:tcPr>
+            <w:tcW w:w="520" w:type="dxa"/>
+            <w:tcBorders>
+              <w:top w:val="single" w:color="999999" w:sz="0" w:space="0"/>
+              <w:left w:val="single" w:color="999999" w:sz="0" w:space="0"/>
+              <w:bottom w:val="single" w:color="999999" w:sz="0" w:space="0"/>
+              <w:right w:val="single" w:color="999999" w:sz="0" w:space="0"/>
+            </w:tcBorders>
+            <w:vAlign w:val="center"/>
+          </w:tcPr>
+          <w:p>
+            <w:pPr>
+              <w:spacing w:before="40" w:after="40" w:line="240" w:lineRule="auto"/>
+              <w:jc w:val="center"/>
+              <w:rPr>
+                <w:sz w:val="21"/>
+                <w:szCs w:val="21"/>
+              </w:rPr>
+            </w:pPr>
+            <w:r>
+              <w:rPr>
+                <w:rFonts w:hint="eastAsia" w:ascii="宋体" w:hAnsi="宋体" w:eastAsia="宋体" w:cs="宋体"/>
+                <w:sz w:val="21"/>
+                <w:szCs w:val="21"/>
+              </w:rPr>
+              <w:t xml:space="preserve">8</w:t>
+            </w:r>
+          </w:p>
+        </w:tc>
         <w:tblPrEx>
           <w:tblBorders>
             <w:top w:val="single" w:color="auto" w:sz="4" w:space="0"/>
@@ -2452,7 +2727,7 @@
         </w:trPr>
         <w:tc>
           <w:tcPr>
-            <w:tcW w:w="1011" w:type="dxa"/>
+            <w:tcW w:w="953" w:type="dxa"/>
             <w:tcBorders>
               <w:top w:val="single" w:color="999999" w:sz="0" w:space="0"/>
               <w:left w:val="single" w:color="999999" w:sz="0" w:space="0"/>
@@ -2482,7 +2757,7 @@
         </w:tc>
         <w:tc>
           <w:tcPr>
-            <w:tcW w:w="1014" w:type="dxa"/>
+            <w:tcW w:w="956" w:type="dxa"/>
             <w:tcBorders>
               <w:top w:val="single" w:color="999999" w:sz="0" w:space="0"/>
               <w:left w:val="single" w:color="999999" w:sz="0" w:space="0"/>
@@ -2538,7 +2813,7 @@
         </w:tc>
         <w:tc>
           <w:tcPr>
-            <w:tcW w:w="1260" w:type="dxa"/>
+            <w:tcW w:w="1187" w:type="dxa"/>
             <w:tcBorders>
               <w:top w:val="single" w:color="999999" w:sz="0" w:space="0"/>
               <w:left w:val="single" w:color="999999" w:sz="0" w:space="0"/>
@@ -2568,7 +2843,7 @@
         </w:tc>
         <w:tc>
           <w:tcPr>
-            <w:tcW w:w="1596" w:type="dxa"/>
+            <w:tcW w:w="1504" w:type="dxa"/>
             <w:tcBorders>
               <w:top w:val="single" w:color="999999" w:sz="0" w:space="0"/>
               <w:left w:val="single" w:color="999999" w:sz="0" w:space="0"/>
@@ -2607,7 +2882,7 @@
         </w:tc>
         <w:tc>
           <w:tcPr>
-            <w:tcW w:w="1846" w:type="dxa"/>
+            <w:tcW w:w="1740" w:type="dxa"/>
             <w:tcBorders>
               <w:top w:val="single" w:color="999999" w:sz="0" w:space="0"/>
               <w:left w:val="single" w:color="999999" w:sz="0" w:space="0"/>
@@ -2637,7 +2912,7 @@
         </w:tc>
         <w:tc>
           <w:tcPr>
-            <w:tcW w:w="1145" w:type="dxa"/>
+            <w:tcW w:w="1079" w:type="dxa"/>
             <w:tcBorders>
               <w:top w:val="single" w:color="999999" w:sz="0" w:space="0"/>
               <w:left w:val="single" w:color="999999" w:sz="0" w:space="0"/>
@@ -2668,7 +2943,7 @@
         </w:tc>
         <w:tc>
           <w:tcPr>
-            <w:tcW w:w="1145" w:type="dxa"/>
+            <w:tcW w:w="1078" w:type="dxa"/>
             <w:tcBorders>
               <w:top w:val="single" w:color="999999" w:sz="0" w:space="0"/>
               <w:left w:val="single" w:color="999999" w:sz="0" w:space="0"/>
@@ -2700,6 +2975,36 @@
         </w:tc>
       </w:tr>
       <w:tr>
+        <w:tc>
+          <w:tcPr>
+            <w:tcW w:w="520" w:type="dxa"/>
+            <w:tcBorders>
+              <w:top w:val="single" w:color="999999" w:sz="0" w:space="0"/>
+              <w:left w:val="single" w:color="999999" w:sz="0" w:space="0"/>
+              <w:bottom w:val="single" w:color="999999" w:sz="0" w:space="0"/>
+              <w:right w:val="single" w:color="999999" w:sz="0" w:space="0"/>
+            </w:tcBorders>
+            <w:vAlign w:val="center"/>
+          </w:tcPr>
+          <w:p>
+            <w:pPr>
+              <w:spacing w:before="40" w:after="40" w:line="240" w:lineRule="auto"/>
+              <w:jc w:val="center"/>
+              <w:rPr>
+                <w:sz w:val="21"/>
+                <w:szCs w:val="21"/>
+              </w:rPr>
+            </w:pPr>
+            <w:r>
+              <w:rPr>
+                <w:rFonts w:hint="eastAsia" w:ascii="宋体" w:hAnsi="宋体" w:eastAsia="宋体" w:cs="宋体"/>
+                <w:sz w:val="21"/>
+                <w:szCs w:val="21"/>
+              </w:rPr>
+              <w:t xml:space="preserve">9</w:t>
+            </w:r>
+          </w:p>
+        </w:tc>
         <w:tblPrEx>
           <w:tblBorders>
             <w:top w:val="single" w:color="auto" w:sz="4" w:space="0"/>
@@ -2721,7 +3026,7 @@
         </w:trPr>
         <w:tc>
           <w:tcPr>
-            <w:tcW w:w="1011" w:type="dxa"/>
+            <w:tcW w:w="953" w:type="dxa"/>
             <w:tcBorders>
               <w:top w:val="single" w:color="999999" w:sz="0" w:space="0"/>
               <w:left w:val="single" w:color="999999" w:sz="0" w:space="0"/>
@@ -2751,7 +3056,7 @@
         </w:tc>
         <w:tc>
           <w:tcPr>
-            <w:tcW w:w="1014" w:type="dxa"/>
+            <w:tcW w:w="956" w:type="dxa"/>
             <w:tcBorders>
               <w:top w:val="single" w:color="999999" w:sz="0" w:space="0"/>
               <w:left w:val="single" w:color="999999" w:sz="0" w:space="0"/>
@@ -2798,7 +3103,7 @@
         </w:tc>
         <w:tc>
           <w:tcPr>
-            <w:tcW w:w="1260" w:type="dxa"/>
+            <w:tcW w:w="1187" w:type="dxa"/>
             <w:tcBorders>
               <w:top w:val="single" w:color="999999" w:sz="0" w:space="0"/>
               <w:left w:val="single" w:color="999999" w:sz="0" w:space="0"/>
@@ -2828,7 +3133,7 @@
         </w:tc>
         <w:tc>
           <w:tcPr>
-            <w:tcW w:w="1596" w:type="dxa"/>
+            <w:tcW w:w="1504" w:type="dxa"/>
             <w:tcBorders>
               <w:top w:val="single" w:color="999999" w:sz="0" w:space="0"/>
               <w:left w:val="single" w:color="999999" w:sz="0" w:space="0"/>
@@ -2867,7 +3172,7 @@
         </w:tc>
         <w:tc>
           <w:tcPr>
-            <w:tcW w:w="1846" w:type="dxa"/>
+            <w:tcW w:w="1740" w:type="dxa"/>
             <w:tcBorders>
               <w:top w:val="single" w:color="999999" w:sz="0" w:space="0"/>
               <w:left w:val="single" w:color="999999" w:sz="0" w:space="0"/>
@@ -2897,7 +3202,7 @@
         </w:tc>
         <w:tc>
           <w:tcPr>
-            <w:tcW w:w="1145" w:type="dxa"/>
+            <w:tcW w:w="1079" w:type="dxa"/>
             <w:tcBorders>
               <w:top w:val="single" w:color="999999" w:sz="0" w:space="0"/>
               <w:left w:val="single" w:color="999999" w:sz="0" w:space="0"/>
@@ -2928,7 +3233,7 @@
         </w:tc>
         <w:tc>
           <w:tcPr>
-            <w:tcW w:w="1145" w:type="dxa"/>
+            <w:tcW w:w="1078" w:type="dxa"/>
             <w:tcBorders>
               <w:top w:val="single" w:color="999999" w:sz="0" w:space="0"/>
               <w:left w:val="single" w:color="999999" w:sz="0" w:space="0"/>
@@ -2960,6 +3265,36 @@
         </w:tc>
       </w:tr>
       <w:tr>
+        <w:tc>
+          <w:tcPr>
+            <w:tcW w:w="520" w:type="dxa"/>
+            <w:tcBorders>
+              <w:top w:val="single" w:color="999999" w:sz="0" w:space="0"/>
+              <w:left w:val="single" w:color="999999" w:sz="0" w:space="0"/>
+              <w:bottom w:val="single" w:color="999999" w:sz="0" w:space="0"/>
+              <w:right w:val="single" w:color="999999" w:sz="0" w:space="0"/>
+            </w:tcBorders>
+            <w:vAlign w:val="center"/>
+          </w:tcPr>
+          <w:p>
+            <w:pPr>
+              <w:spacing w:before="40" w:after="40" w:line="240" w:lineRule="auto"/>
+              <w:jc w:val="center"/>
+              <w:rPr>
+                <w:sz w:val="21"/>
+                <w:szCs w:val="21"/>
+              </w:rPr>
+            </w:pPr>
+            <w:r>
+              <w:rPr>
+                <w:rFonts w:hint="eastAsia" w:ascii="宋体" w:hAnsi="宋体" w:eastAsia="宋体" w:cs="宋体"/>
+                <w:sz w:val="21"/>
+                <w:szCs w:val="21"/>
+              </w:rPr>
+              <w:t xml:space="preserve">10</w:t>
+            </w:r>
+          </w:p>
+        </w:tc>
         <w:tblPrEx>
           <w:tblBorders>
             <w:top w:val="single" w:color="auto" w:sz="4" w:space="0"/>
@@ -2981,7 +3316,7 @@
         </w:trPr>
         <w:tc>
           <w:tcPr>
-            <w:tcW w:w="1011" w:type="dxa"/>
+            <w:tcW w:w="953" w:type="dxa"/>
             <w:tcBorders>
               <w:top w:val="single" w:color="999999" w:sz="0" w:space="0"/>
               <w:left w:val="single" w:color="999999" w:sz="0" w:space="0"/>
@@ -3011,7 +3346,7 @@
         </w:tc>
         <w:tc>
           <w:tcPr>
-            <w:tcW w:w="1014" w:type="dxa"/>
+            <w:tcW w:w="956" w:type="dxa"/>
             <w:tcBorders>
               <w:top w:val="single" w:color="999999" w:sz="0" w:space="0"/>
               <w:left w:val="single" w:color="999999" w:sz="0" w:space="0"/>
@@ -3067,7 +3402,7 @@
         </w:tc>
         <w:tc>
           <w:tcPr>
-            <w:tcW w:w="1260" w:type="dxa"/>
+            <w:tcW w:w="1187" w:type="dxa"/>
             <w:tcBorders>
               <w:top w:val="single" w:color="999999" w:sz="0" w:space="0"/>
               <w:left w:val="single" w:color="999999" w:sz="0" w:space="0"/>
@@ -3097,7 +3432,7 @@
         </w:tc>
         <w:tc>
           <w:tcPr>
-            <w:tcW w:w="1596" w:type="dxa"/>
+            <w:tcW w:w="1504" w:type="dxa"/>
             <w:tcBorders>
               <w:top w:val="single" w:color="999999" w:sz="0" w:space="0"/>
               <w:left w:val="single" w:color="999999" w:sz="0" w:space="0"/>
@@ -3136,7 +3471,7 @@
         </w:tc>
         <w:tc>
           <w:tcPr>
-            <w:tcW w:w="1846" w:type="dxa"/>
+            <w:tcW w:w="1740" w:type="dxa"/>
             <w:tcBorders>
               <w:top w:val="single" w:color="999999" w:sz="0" w:space="0"/>
               <w:left w:val="single" w:color="999999" w:sz="0" w:space="0"/>
@@ -3166,7 +3501,7 @@
         </w:tc>
         <w:tc>
           <w:tcPr>
-            <w:tcW w:w="1145" w:type="dxa"/>
+            <w:tcW w:w="1079" w:type="dxa"/>
             <w:tcBorders>
               <w:top w:val="single" w:color="999999" w:sz="0" w:space="0"/>
               <w:left w:val="single" w:color="999999" w:sz="0" w:space="0"/>
@@ -3197,7 +3532,7 @@
         </w:tc>
         <w:tc>
           <w:tcPr>
-            <w:tcW w:w="1145" w:type="dxa"/>
+            <w:tcW w:w="1078" w:type="dxa"/>
             <w:tcBorders>
               <w:top w:val="single" w:color="999999" w:sz="0" w:space="0"/>
               <w:left w:val="single" w:color="999999" w:sz="0" w:space="0"/>
